--- a/assets/ISH_REJASI_7_8_SINF.docx
+++ b/assets/ISH_REJASI_7_8_SINF.docx
@@ -4130,7 +4130,7 @@
                 <w:b/>
                 <w:sz w:val="15"/>
               </w:rPr>
-              <w:t>FUT Card Studio: File API va OVR Reyting</w:t>
+              <w:t>FUT Card Studio: File API, Dinamik Formalar va Jonli Reyting</w:t>
             </w:r>
           </w:p>
         </w:tc>
@@ -4238,7 +4238,7 @@
                 <w:rFonts w:ascii="Arial" w:hAnsi="Arial"/>
                 <w:sz w:val="15"/>
               </w:rPr>
-              <w:t>FUT Card Studio</w:t>
+              <w:t>Interaktiv Studio</w:t>
             </w:r>
           </w:p>
         </w:tc>
@@ -4311,7 +4311,7 @@
                 <w:b/>
                 <w:sz w:val="15"/>
               </w:rPr>
-              <w:t>FUT Squad Builder: Graf va Kimyo Algoritmi</w:t>
+              <w:t>FUT Squad Builder: Graf Bog'liqliklari, Taktik Maydon va Kimyo Algoritmi</w:t>
             </w:r>
           </w:p>
         </w:tc>
@@ -4419,7 +4419,7 @@
                 <w:rFonts w:ascii="Arial" w:hAnsi="Arial"/>
                 <w:sz w:val="15"/>
               </w:rPr>
-              <w:t>Squad Builder Studio</w:t>
+              <w:t>Squad Builder</w:t>
             </w:r>
           </w:p>
         </w:tc>
@@ -4492,7 +4492,7 @@
                 <w:b/>
                 <w:sz w:val="15"/>
               </w:rPr>
-              <w:t>FUT Match Engine &amp; Taktik Duel Simulyatori</w:t>
+              <w:t>FUT Match Engine: Ehtimoliylik Matematikasi, State Machine va Taktik Duel</w:t>
             </w:r>
           </w:p>
         </w:tc>
@@ -4600,7 +4600,7 @@
                 <w:rFonts w:ascii="Arial" w:hAnsi="Arial"/>
                 <w:sz w:val="15"/>
               </w:rPr>
-              <w:t>Match Engine Simulyatori</w:t>
+              <w:t>Match Engine</w:t>
             </w:r>
           </w:p>
         </w:tc>
@@ -4673,7 +4673,7 @@
                 <w:b/>
                 <w:sz w:val="15"/>
               </w:rPr>
-              <w:t>FUT Transfer Market &amp; Virtual Iqtisodiyot</w:t>
+              <w:t>FUT Transfer Bozori &amp; Virtual Iqtisodiyot</w:t>
             </w:r>
           </w:p>
         </w:tc>
@@ -4781,7 +4781,7 @@
                 <w:rFonts w:ascii="Arial" w:hAnsi="Arial"/>
                 <w:sz w:val="15"/>
               </w:rPr>
-              <w:t>Transfer Bozori Studiyasi</w:t>
+              <w:t>Transfer Market</w:t>
             </w:r>
           </w:p>
         </w:tc>

--- a/assets/ISH_REJASI_7_8_SINF.docx
+++ b/assets/ISH_REJASI_7_8_SINF.docx
@@ -4849,12 +4849,7 @@
           </w:tcPr>
           <w:p>
             <w:r>
-              <w:rPr>
-                <w:rFonts w:ascii="Arial" w:hAnsi="Arial"/>
-                <w:b/>
-                <w:sz w:val="15"/>
-              </w:rPr>
-              <w:t>Sport Iqtisodiyoti va Auksion Bozorlari: Karta Paketlari va Ehtimollik</w:t>
+              <w:t>FUT Pack Opening, Central Bank &amp; Game Jam Auksion Turniri (25, 26, 27, 28-darslar)</w:t>
             </w:r>
           </w:p>
         </w:tc>
@@ -4916,11 +4911,7 @@
           </w:tcPr>
           <w:p>
             <w:r>
-              <w:rPr>
-                <w:rFonts w:ascii="Arial" w:hAnsi="Arial"/>
-                <w:sz w:val="15"/>
-              </w:rPr>
-              <w:t>Virtual valyuta balansi, Ehtimolliklar nazariyasi (Drop Rates), Karta paketlarini ochish (Pack Opening), Inflyatsiyadan himoya</w:t>
+              <w:t>Ehtimolliklar nazariyasi, CDF, Coin Sinks, SBC predikatlari (filter, reduce, Set, CSP), Auksion va Vercel deploy</w:t>
             </w:r>
           </w:p>
         </w:tc>
@@ -4937,11 +4928,7 @@
           </w:tcPr>
           <w:p>
             <w:r>
-              <w:rPr>
-                <w:rFonts w:ascii="Arial" w:hAnsi="Arial"/>
-                <w:sz w:val="15"/>
-              </w:rPr>
-              <w:t>O'yin tangalariga paketlar ochiladigan va ehtimolligi shaffof ko'rinadigan mini-iqtisodiyot studiyasi</w:t>
+              <w:t>Pack Opening Studio, Central Bank Simulator, SBC Solver va Tournament Arena loyihalari</w:t>
             </w:r>
           </w:p>
         </w:tc>
@@ -6916,12 +6903,7 @@
           </w:tcPr>
           <w:p>
             <w:r>
-              <w:rPr>
-                <w:rFonts w:ascii="Arial" w:hAnsi="Arial"/>
-                <w:b/>
-                <w:sz w:val="15"/>
-              </w:rPr>
-              <w:t>O'yin Kiberxavfsizligi: Cheat Engine va Ochkolarni Soxtalashtirishdan Himoya</w:t>
+              <w:t>FUT Pack Opening, Central Bank &amp; Game Jam Auksion Turniri (25, 26, 27, 28-darslar)</w:t>
             </w:r>
           </w:p>
         </w:tc>
@@ -6983,11 +6965,7 @@
           </w:tcPr>
           <w:p>
             <w:r>
-              <w:rPr>
-                <w:rFonts w:ascii="Arial" w:hAnsi="Arial"/>
-                <w:sz w:val="15"/>
-              </w:rPr>
-              <w:t>Xotira o'zgaruvchilarini konsoldan buzish (Variable Tampering), Xesh summasi bilan qiymatni himoyalash, Server validatsiyasi</w:t>
+              <w:t>Ehtimolliklar nazariyasi, CDF, Coin Sinks, SBC predikatlari (filter, reduce, Set, CSP), Auksion va Vercel deploy</w:t>
             </w:r>
           </w:p>
         </w:tc>
@@ -7004,11 +6982,7 @@
           </w:tcPr>
           <w:p>
             <w:r>
-              <w:rPr>
-                <w:rFonts w:ascii="Arial" w:hAnsi="Arial"/>
-                <w:sz w:val="15"/>
-              </w:rPr>
-              <w:t>O'yinchi konsol orqali ochkolarni oshirishga harakat qilsa, uni fosh qiluvchi Kiber-Qalqon moduli</w:t>
+              <w:t>Pack Opening Studio, Central Bank Simulator, SBC Solver va Tournament Arena loyihalari</w:t>
             </w:r>
           </w:p>
         </w:tc>
@@ -8983,12 +8957,7 @@
           </w:tcPr>
           <w:p>
             <w:r>
-              <w:rPr>
-                <w:rFonts w:ascii="Arial" w:hAnsi="Arial"/>
-                <w:b/>
-                <w:sz w:val="15"/>
-              </w:rPr>
-              <w:t>3-Chorak Oraliq Nazorat: 3D Sahna yoki Multiplayer O'yin Sinovi</w:t>
+              <w:t>FUT Pack Opening, Central Bank &amp; Game Jam Auksion Turniri (25, 26, 27, 28-darslar)</w:t>
             </w:r>
           </w:p>
         </w:tc>
@@ -9050,11 +9019,7 @@
           </w:tcPr>
           <w:p>
             <w:r>
-              <w:rPr>
-                <w:rFonts w:ascii="Arial" w:hAnsi="Arial"/>
-                <w:sz w:val="15"/>
-              </w:rPr>
-              <w:t>Three.js 3D grafika yoki WebSockets tarmoq kodini barqaror ishlatish, Xatolarni bartaraf etish</w:t>
+              <w:t>Ehtimolliklar nazariyasi, CDF, Coin Sinks, SBC predikatlari (filter, reduce, Set, CSP), Auksion va Vercel deploy</w:t>
             </w:r>
           </w:p>
         </w:tc>
@@ -9071,11 +9036,7 @@
           </w:tcPr>
           <w:p>
             <w:r>
-              <w:rPr>
-                <w:rFonts w:ascii="Arial" w:hAnsi="Arial"/>
-                <w:sz w:val="15"/>
-              </w:rPr>
-              <w:t>Imtihon talablariga mos keluvchi mustaqil 3D yoki ko'p o'yinchili loyiha (10 ballik mezon)</w:t>
+              <w:t>Pack Opening Studio, Central Bank Simulator, SBC Solver va Tournament Arena loyihalari</w:t>
             </w:r>
           </w:p>
         </w:tc>
@@ -11050,12 +11011,7 @@
           </w:tcPr>
           <w:p>
             <w:r>
-              <w:rPr>
-                <w:rFonts w:ascii="Arial" w:hAnsi="Arial"/>
-                <w:b/>
-                <w:sz w:val="15"/>
-              </w:rPr>
-              <w:t>Target Game Awards: Yillik O'yin Festivali va G'oliblarni Taqirlash</w:t>
+              <w:t>FUT Pack Opening, Central Bank &amp; Game Jam Auksion Turniri (25, 26, 27, 28-darslar)</w:t>
             </w:r>
           </w:p>
         </w:tc>
@@ -11117,11 +11073,7 @@
           </w:tcPr>
           <w:p>
             <w:r>
-              <w:rPr>
-                <w:rFonts w:ascii="Arial" w:hAnsi="Arial"/>
-                <w:sz w:val="15"/>
-              </w:rPr>
-              <w:t>Maktab hay'ati oldida o'yinni himoya qilish, Eng yaxshi geym-dizayn nominatsiyasida qatnashish, Bitiruv</w:t>
+              <w:t>Ehtimolliklar nazariyasi, CDF, Coin Sinks, SBC predikatlari (filter, reduce, Set, CSP), Auksion va Vercel deploy</w:t>
             </w:r>
           </w:p>
         </w:tc>
@@ -11138,11 +11090,7 @@
           </w:tcPr>
           <w:p>
             <w:r>
-              <w:rPr>
-                <w:rFonts w:ascii="Arial" w:hAnsi="Arial"/>
-                <w:sz w:val="15"/>
-              </w:rPr>
-              <w:t>Target International School Game Jam kubogi va Target IT Geym-Dizayn Oltin Diplomi</w:t>
+              <w:t>Pack Opening Studio, Central Bank Simulator, SBC Solver va Tournament Arena loyihalari</w:t>
             </w:r>
           </w:p>
         </w:tc>

--- a/assets/ISH_REJASI_7_8_SINF.docx
+++ b/assets/ISH_REJASI_7_8_SINF.docx
@@ -199,7 +199,7 @@
           <w:color w:val="1E3A8A"/>
           <w:sz w:val="24"/>
         </w:rPr>
-        <w:t>Kohorta: 7–8-sinf: Game Dev &amp; Interaktiv Veb (Game Dev Track) — Yillik Reja (36 Hafta / 179 Soat)</w:t>
+        <w:t>Kohorta: 7–8-sinf: Game Dev &amp; Interaktiv Veb (Game Dev Track) — Yillik Reja (36 Hafta / 184 Soat)</w:t>
       </w:r>
     </w:p>
     <w:p>
@@ -226,7 +226,7 @@
           <w:color w:val="1E40AF"/>
           <w:sz w:val="20"/>
         </w:rPr>
-        <w:t>📚 1-Chorak: Prompt Engineering, AI Dizayn va Kiberxavfsizlik (9 hafta, 44 soat)</w:t>
+        <w:t>📚 1-Chorak: Prompt Engineering, AI Dizayn va Kiberxavfsizlik (11 hafta, 49 soat)</w:t>
       </w:r>
     </w:p>
     <w:tbl>
@@ -4814,7 +4814,7 @@
         <w:tc>
           <w:tcPr>
             <w:tcW w:type="dxa" w:w="1008"/>
-            <w:shd w:fill="F0F9FF"/>
+            <w:shd w:fill="F8FAFC"/>
             <w:tcMar>
               <w:top w:w="60" w:type="dxa"/>
               <w:bottom w:w="60" w:type="dxa"/>
@@ -4832,31 +4832,36 @@
                 <w:b/>
                 <w:sz w:val="15"/>
               </w:rPr>
-              <w:t>6-hafta</w:t>
+              <w:t>6-h/25</w:t>
             </w:r>
           </w:p>
         </w:tc>
         <w:tc>
           <w:tcPr>
             <w:tcW w:type="dxa" w:w="3312"/>
-            <w:shd w:fill="F0F9FF"/>
-            <w:tcMar>
-              <w:top w:w="60" w:type="dxa"/>
-              <w:bottom w:w="60" w:type="dxa"/>
-              <w:left w:w="80" w:type="dxa"/>
-              <w:right w:w="80" w:type="dxa"/>
-            </w:tcMar>
-          </w:tcPr>
-          <w:p>
-            <w:r>
-              <w:t>FUT Pack Opening, Central Bank &amp; Game Jam Auksion Turniri (25, 26, 27, 28-darslar)</w:t>
+            <w:shd w:fill="F8FAFC"/>
+            <w:tcMar>
+              <w:top w:w="60" w:type="dxa"/>
+              <w:bottom w:w="60" w:type="dxa"/>
+              <w:left w:w="80" w:type="dxa"/>
+              <w:right w:w="80" w:type="dxa"/>
+            </w:tcMar>
+          </w:tcPr>
+          <w:p>
+            <w:r>
+              <w:rPr>
+                <w:rFonts w:ascii="Arial" w:hAnsi="Arial"/>
+                <w:b/>
+                <w:sz w:val="15"/>
+              </w:rPr>
+              <w:t>FUT Pack Opening Studio: Ehtimolliklar Nazariyasi &amp; Drop Ratelar</w:t>
             </w:r>
           </w:p>
         </w:tc>
         <w:tc>
           <w:tcPr>
             <w:tcW w:type="dxa" w:w="648"/>
-            <w:shd w:fill="F0F9FF"/>
+            <w:shd w:fill="F8FAFC"/>
             <w:tcMar>
               <w:top w:w="60" w:type="dxa"/>
               <w:bottom w:w="60" w:type="dxa"/>
@@ -4873,90 +4878,97 @@
                 <w:rFonts w:ascii="Arial" w:hAnsi="Arial"/>
                 <w:sz w:val="15"/>
               </w:rPr>
-              <w:t>5</w:t>
+              <w:t>1</w:t>
             </w:r>
           </w:p>
         </w:tc>
         <w:tc>
           <w:tcPr>
             <w:tcW w:type="dxa" w:w="1584"/>
-            <w:shd w:fill="F0F9FF"/>
-            <w:tcMar>
-              <w:top w:w="60" w:type="dxa"/>
-              <w:bottom w:w="60" w:type="dxa"/>
-              <w:left w:w="80" w:type="dxa"/>
-              <w:right w:w="80" w:type="dxa"/>
-            </w:tcMar>
-          </w:tcPr>
-          <w:p>
-            <w:r>
-              <w:rPr>
-                <w:rFonts w:ascii="Arial" w:hAnsi="Arial"/>
-                <w:sz w:val="15"/>
-              </w:rPr>
-              <w:t>Iqtisodiy Studio</w:t>
+            <w:shd w:fill="F8FAFC"/>
+            <w:tcMar>
+              <w:top w:w="60" w:type="dxa"/>
+              <w:bottom w:w="60" w:type="dxa"/>
+              <w:left w:w="80" w:type="dxa"/>
+              <w:right w:w="80" w:type="dxa"/>
+            </w:tcMar>
+          </w:tcPr>
+          <w:p>
+            <w:r>
+              <w:rPr>
+                <w:rFonts w:ascii="Arial" w:hAnsi="Arial"/>
+                <w:sz w:val="15"/>
+              </w:rPr>
+              <w:t>Amaliy</w:t>
             </w:r>
           </w:p>
         </w:tc>
         <w:tc>
           <w:tcPr>
             <w:tcW w:type="dxa" w:w="3888"/>
-            <w:shd w:fill="F0F9FF"/>
-            <w:tcMar>
-              <w:top w:w="60" w:type="dxa"/>
-              <w:bottom w:w="60" w:type="dxa"/>
-              <w:left w:w="80" w:type="dxa"/>
-              <w:right w:w="80" w:type="dxa"/>
-            </w:tcMar>
-          </w:tcPr>
-          <w:p>
-            <w:r>
-              <w:t>Ehtimolliklar nazariyasi, CDF, Coin Sinks, SBC predikatlari (filter, reduce, Set, CSP), Auksion va Vercel deploy</w:t>
+            <w:shd w:fill="F8FAFC"/>
+            <w:tcMar>
+              <w:top w:w="60" w:type="dxa"/>
+              <w:bottom w:w="60" w:type="dxa"/>
+              <w:left w:w="80" w:type="dxa"/>
+              <w:right w:w="80" w:type="dxa"/>
+            </w:tcMar>
+          </w:tcPr>
+          <w:p>
+            <w:r>
+              <w:rPr>
+                <w:rFonts w:ascii="Arial" w:hAnsi="Arial"/>
+                <w:sz w:val="15"/>
+              </w:rPr>
             </w:r>
           </w:p>
         </w:tc>
         <w:tc>
           <w:tcPr>
             <w:tcW w:type="dxa" w:w="2592"/>
-            <w:shd w:fill="F0F9FF"/>
-            <w:tcMar>
-              <w:top w:w="60" w:type="dxa"/>
-              <w:bottom w:w="60" w:type="dxa"/>
-              <w:left w:w="80" w:type="dxa"/>
-              <w:right w:w="80" w:type="dxa"/>
-            </w:tcMar>
-          </w:tcPr>
-          <w:p>
-            <w:r>
-              <w:t>Pack Opening Studio, Central Bank Simulator, SBC Solver va Tournament Arena loyihalari</w:t>
+            <w:shd w:fill="F8FAFC"/>
+            <w:tcMar>
+              <w:top w:w="60" w:type="dxa"/>
+              <w:bottom w:w="60" w:type="dxa"/>
+              <w:left w:w="80" w:type="dxa"/>
+              <w:right w:w="80" w:type="dxa"/>
+            </w:tcMar>
+          </w:tcPr>
+          <w:p>
+            <w:r>
+              <w:rPr>
+                <w:rFonts w:ascii="Arial" w:hAnsi="Arial"/>
+                <w:sz w:val="15"/>
+              </w:rPr>
+              <w:t>Amaliy ish varaqasi va kod</w:t>
             </w:r>
           </w:p>
         </w:tc>
         <w:tc>
           <w:tcPr>
             <w:tcW w:type="dxa" w:w="1584"/>
-            <w:shd w:fill="F0F9FF"/>
-            <w:tcMar>
-              <w:top w:w="60" w:type="dxa"/>
-              <w:bottom w:w="60" w:type="dxa"/>
-              <w:left w:w="80" w:type="dxa"/>
-              <w:right w:w="80" w:type="dxa"/>
-            </w:tcMar>
-          </w:tcPr>
-          <w:p>
-            <w:r>
-              <w:rPr>
-                <w:rFonts w:ascii="Arial" w:hAnsi="Arial"/>
-                <w:sz w:val="15"/>
-              </w:rPr>
-              <w:t>FUT Pack Opening Simulator, Math.random</w:t>
+            <w:shd w:fill="F8FAFC"/>
+            <w:tcMar>
+              <w:top w:w="60" w:type="dxa"/>
+              <w:bottom w:w="60" w:type="dxa"/>
+              <w:left w:w="80" w:type="dxa"/>
+              <w:right w:w="80" w:type="dxa"/>
+            </w:tcMar>
+          </w:tcPr>
+          <w:p>
+            <w:r>
+              <w:rPr>
+                <w:rFonts w:ascii="Arial" w:hAnsi="Arial"/>
+                <w:sz w:val="15"/>
+              </w:rPr>
+              <w:t>Interaktiv Studio</w:t>
             </w:r>
           </w:p>
         </w:tc>
         <w:tc>
           <w:tcPr>
             <w:tcW w:type="dxa" w:w="792"/>
-            <w:shd w:fill="F0F9FF"/>
+            <w:shd w:fill="F8FAFC"/>
             <w:tcMar>
               <w:top w:w="60" w:type="dxa"/>
               <w:bottom w:w="60" w:type="dxa"/>
@@ -5000,7 +5012,7 @@
                 <w:b/>
                 <w:sz w:val="15"/>
               </w:rPr>
-              <w:t>7-hafta</w:t>
+              <w:t>6-h/26</w:t>
             </w:r>
           </w:p>
         </w:tc>
@@ -5022,7 +5034,7 @@
                 <w:b/>
                 <w:sz w:val="15"/>
               </w:rPr>
-              <w:t>Taktika va O'yinchi AI: Taktik Sxemalar va Pozitsiya Algoritmi</w:t>
+              <w:t>Sport Iqtisodiyoti: Tangalar Oqimi, Coin Sink &amp; Inflyatsiyadan Himoya</w:t>
             </w:r>
           </w:p>
         </w:tc>
@@ -5046,7 +5058,7 @@
                 <w:rFonts w:ascii="Arial" w:hAnsi="Arial"/>
                 <w:sz w:val="15"/>
               </w:rPr>
-              <w:t>5</w:t>
+              <w:t>1</w:t>
             </w:r>
           </w:p>
         </w:tc>
@@ -5067,7 +5079,7 @@
                 <w:rFonts w:ascii="Arial" w:hAnsi="Arial"/>
                 <w:sz w:val="15"/>
               </w:rPr>
-              <w:t>Taktik Lab</w:t>
+              <w:t>Amaliy</w:t>
             </w:r>
           </w:p>
         </w:tc>
@@ -5088,7 +5100,6 @@
                 <w:rFonts w:ascii="Arial" w:hAnsi="Arial"/>
                 <w:sz w:val="15"/>
               </w:rPr>
-              <w:t>4-3-3 va 3-5-2 taktik sxemalari, Maydonda avtomatik joylashish (Vector Math), Hujum va himoya xulq-atvori AI</w:t>
             </w:r>
           </w:p>
         </w:tc>
@@ -5109,7 +5120,7 @@
                 <w:rFonts w:ascii="Arial" w:hAnsi="Arial"/>
                 <w:sz w:val="15"/>
               </w:rPr>
-              <w:t>Taktik sxema o'zgarganda o'yinchilar avtomatik o'z o'rnini to'g'ri egallaydigan 2D taktik doska</w:t>
+              <w:t>Amaliy ish varaqasi va kod</w:t>
             </w:r>
           </w:p>
         </w:tc>
@@ -5130,7 +5141,7 @@
                 <w:rFonts w:ascii="Arial" w:hAnsi="Arial"/>
                 <w:sz w:val="15"/>
               </w:rPr>
-              <w:t>SVG Pitch, Canvas 2D, Vector Math</w:t>
+              <w:t>Interaktiv Lab</w:t>
             </w:r>
           </w:p>
         </w:tc>
@@ -5163,7 +5174,7 @@
         <w:tc>
           <w:tcPr>
             <w:tcW w:type="dxa" w:w="1008"/>
-            <w:shd w:fill="F0F9FF"/>
+            <w:shd w:fill="F8FAFC"/>
             <w:tcMar>
               <w:top w:w="60" w:type="dxa"/>
               <w:bottom w:w="60" w:type="dxa"/>
@@ -5181,14 +5192,14 @@
                 <w:b/>
                 <w:sz w:val="15"/>
               </w:rPr>
-              <w:t>8-hafta</w:t>
+              <w:t>6-h/27</w:t>
             </w:r>
           </w:p>
         </w:tc>
         <w:tc>
           <w:tcPr>
             <w:tcW w:type="dxa" w:w="3312"/>
-            <w:shd w:fill="F0F9FF"/>
+            <w:shd w:fill="F8FAFC"/>
             <w:tcMar>
               <w:top w:w="60" w:type="dxa"/>
               <w:bottom w:w="60" w:type="dxa"/>
@@ -5203,14 +5214,14 @@
                 <w:b/>
                 <w:sz w:val="15"/>
               </w:rPr>
-              <w:t>1-Chorak Oraliq Nazorat: Sport Simulyatori va O'yin Fizikasi Sinovi</w:t>
+              <w:t>27-dars: Sbc Kartalar Almashinuvi</w:t>
             </w:r>
           </w:p>
         </w:tc>
         <w:tc>
           <w:tcPr>
             <w:tcW w:type="dxa" w:w="648"/>
-            <w:shd w:fill="F0F9FF"/>
+            <w:shd w:fill="F8FAFC"/>
             <w:tcMar>
               <w:top w:w="60" w:type="dxa"/>
               <w:bottom w:w="60" w:type="dxa"/>
@@ -5227,98 +5238,97 @@
                 <w:rFonts w:ascii="Arial" w:hAnsi="Arial"/>
                 <w:sz w:val="15"/>
               </w:rPr>
-              <w:t>5</w:t>
+              <w:t>1</w:t>
             </w:r>
           </w:p>
         </w:tc>
         <w:tc>
           <w:tcPr>
             <w:tcW w:type="dxa" w:w="1584"/>
-            <w:shd w:fill="F0F9FF"/>
-            <w:tcMar>
-              <w:top w:w="60" w:type="dxa"/>
-              <w:bottom w:w="60" w:type="dxa"/>
-              <w:left w:w="80" w:type="dxa"/>
-              <w:right w:w="80" w:type="dxa"/>
-            </w:tcMar>
-          </w:tcPr>
-          <w:p>
-            <w:r>
-              <w:rPr>
-                <w:rFonts w:ascii="Arial" w:hAnsi="Arial"/>
-                <w:sz w:val="15"/>
-              </w:rPr>
-              <w:t>Oraliq Imtihon</w:t>
+            <w:shd w:fill="F8FAFC"/>
+            <w:tcMar>
+              <w:top w:w="60" w:type="dxa"/>
+              <w:bottom w:w="60" w:type="dxa"/>
+              <w:left w:w="80" w:type="dxa"/>
+              <w:right w:w="80" w:type="dxa"/>
+            </w:tcMar>
+          </w:tcPr>
+          <w:p>
+            <w:r>
+              <w:rPr>
+                <w:rFonts w:ascii="Arial" w:hAnsi="Arial"/>
+                <w:sz w:val="15"/>
+              </w:rPr>
+              <w:t>Amaliy</w:t>
             </w:r>
           </w:p>
         </w:tc>
         <w:tc>
           <w:tcPr>
             <w:tcW w:type="dxa" w:w="3888"/>
-            <w:shd w:fill="F0F9FF"/>
-            <w:tcMar>
-              <w:top w:w="60" w:type="dxa"/>
-              <w:bottom w:w="60" w:type="dxa"/>
-              <w:left w:w="80" w:type="dxa"/>
-              <w:right w:w="80" w:type="dxa"/>
-            </w:tcMar>
-          </w:tcPr>
-          <w:p>
-            <w:r>
-              <w:rPr>
-                <w:rFonts w:ascii="Arial" w:hAnsi="Arial"/>
-                <w:sz w:val="15"/>
-              </w:rPr>
-              <w:t>FUT kartalari, Kimyo graflari, Match Engine va Transfer Market integratsiyasi, Sinov va testlash</w:t>
+            <w:shd w:fill="F8FAFC"/>
+            <w:tcMar>
+              <w:top w:w="60" w:type="dxa"/>
+              <w:bottom w:w="60" w:type="dxa"/>
+              <w:left w:w="80" w:type="dxa"/>
+              <w:right w:w="80" w:type="dxa"/>
+            </w:tcMar>
+          </w:tcPr>
+          <w:p>
+            <w:r>
+              <w:rPr>
+                <w:rFonts w:ascii="Arial" w:hAnsi="Arial"/>
+                <w:sz w:val="15"/>
+              </w:rPr>
             </w:r>
           </w:p>
         </w:tc>
         <w:tc>
           <w:tcPr>
             <w:tcW w:type="dxa" w:w="2592"/>
-            <w:shd w:fill="F0F9FF"/>
-            <w:tcMar>
-              <w:top w:w="60" w:type="dxa"/>
-              <w:bottom w:w="60" w:type="dxa"/>
-              <w:left w:w="80" w:type="dxa"/>
-              <w:right w:w="80" w:type="dxa"/>
-            </w:tcMar>
-          </w:tcPr>
-          <w:p>
-            <w:r>
-              <w:rPr>
-                <w:rFonts w:ascii="Arial" w:hAnsi="Arial"/>
-                <w:sz w:val="15"/>
-              </w:rPr>
-              <w:t>To'liq integratsiya qilingan va sinflararo turnirda ishlaydigan FUT Sports portali (10 ballik mezon)</w:t>
+            <w:shd w:fill="F8FAFC"/>
+            <w:tcMar>
+              <w:top w:w="60" w:type="dxa"/>
+              <w:bottom w:w="60" w:type="dxa"/>
+              <w:left w:w="80" w:type="dxa"/>
+              <w:right w:w="80" w:type="dxa"/>
+            </w:tcMar>
+          </w:tcPr>
+          <w:p>
+            <w:r>
+              <w:rPr>
+                <w:rFonts w:ascii="Arial" w:hAnsi="Arial"/>
+                <w:sz w:val="15"/>
+              </w:rPr>
+              <w:t>Amaliy ish varaqasi va kod</w:t>
             </w:r>
           </w:p>
         </w:tc>
         <w:tc>
           <w:tcPr>
             <w:tcW w:type="dxa" w:w="1584"/>
-            <w:shd w:fill="F0F9FF"/>
-            <w:tcMar>
-              <w:top w:w="60" w:type="dxa"/>
-              <w:bottom w:w="60" w:type="dxa"/>
-              <w:left w:w="80" w:type="dxa"/>
-              <w:right w:w="80" w:type="dxa"/>
-            </w:tcMar>
-          </w:tcPr>
-          <w:p>
-            <w:r>
-              <w:rPr>
-                <w:rFonts w:ascii="Arial" w:hAnsi="Arial"/>
-                <w:sz w:val="15"/>
-              </w:rPr>
-              <w:t>FUT Suite, VS Code, Browser DevTools</w:t>
+            <w:shd w:fill="F8FAFC"/>
+            <w:tcMar>
+              <w:top w:w="60" w:type="dxa"/>
+              <w:bottom w:w="60" w:type="dxa"/>
+              <w:left w:w="80" w:type="dxa"/>
+              <w:right w:w="80" w:type="dxa"/>
+            </w:tcMar>
+          </w:tcPr>
+          <w:p>
+            <w:r>
+              <w:rPr>
+                <w:rFonts w:ascii="Arial" w:hAnsi="Arial"/>
+                <w:sz w:val="15"/>
+              </w:rPr>
+              <w:t>Interaktiv Studio</w:t>
             </w:r>
           </w:p>
         </w:tc>
         <w:tc>
           <w:tcPr>
             <w:tcW w:type="dxa" w:w="792"/>
-            <w:shd w:fill="F0F9FF"/>
+            <w:shd w:fill="F8FAFC"/>
             <w:tcMar>
               <w:top w:w="60" w:type="dxa"/>
               <w:bottom w:w="60" w:type="dxa"/>
@@ -5362,7 +5372,7 @@
                 <w:b/>
                 <w:sz w:val="15"/>
               </w:rPr>
-              <w:t>9-hafta</w:t>
+              <w:t>6-h/28</w:t>
             </w:r>
           </w:p>
         </w:tc>
@@ -5384,7 +5394,7 @@
                 <w:b/>
                 <w:sz w:val="15"/>
               </w:rPr>
-              <w:t>1-Chorak Demo Day: Target Futbol Simulyatori va Kiber-Arkada Ko'rgazmasi</w:t>
+              <w:t>28-dars: Fut Auksion Turniri Va Deploy</w:t>
             </w:r>
           </w:p>
         </w:tc>
@@ -5408,7 +5418,7 @@
                 <w:rFonts w:ascii="Arial" w:hAnsi="Arial"/>
                 <w:sz w:val="15"/>
               </w:rPr>
-              <w:t>5</w:t>
+              <w:t>1</w:t>
             </w:r>
           </w:p>
         </w:tc>
@@ -5429,7 +5439,7 @@
                 <w:rFonts w:ascii="Arial" w:hAnsi="Arial"/>
                 <w:sz w:val="15"/>
               </w:rPr>
-              <w:t>Demo Day / Turnir</w:t>
+              <w:t>Amaliy</w:t>
             </w:r>
           </w:p>
         </w:tc>
@@ -5450,7 +5460,6 @@
                 <w:rFonts w:ascii="Arial" w:hAnsi="Arial"/>
                 <w:sz w:val="15"/>
               </w:rPr>
-              <w:t>O'yin loyihasini omma oldida namoyish qilish, Do'stlar bilan jonli turnir o'tkazish, O'yin muvozanatini tushuntirish</w:t>
             </w:r>
           </w:p>
         </w:tc>
@@ -5471,7 +5480,7 @@
                 <w:rFonts w:ascii="Arial" w:hAnsi="Arial"/>
                 <w:sz w:val="15"/>
               </w:rPr>
-              <w:t>Maktab chempionati o'tkazilgan shaxsiy interaktiv sport o'yini va 1-Chorak Geym-Dizayn Sertifikati</w:t>
+              <w:t>Amaliy ish varaqasi va kod</w:t>
             </w:r>
           </w:p>
         </w:tc>
@@ -5492,7 +5501,7 @@
                 <w:rFonts w:ascii="Arial" w:hAnsi="Arial"/>
                 <w:sz w:val="15"/>
               </w:rPr>
-              <w:t>Live Tournament Arena, Projector, QR Game Link</w:t>
+              <w:t>Kiber-Arena</w:t>
             </w:r>
           </w:p>
         </w:tc>
@@ -5500,6 +5509,910 @@
           <w:tcPr>
             <w:tcW w:type="dxa" w:w="792"/>
             <w:shd w:fill="FFFFFF"/>
+            <w:tcMar>
+              <w:top w:w="60" w:type="dxa"/>
+              <w:bottom w:w="60" w:type="dxa"/>
+              <w:left w:w="80" w:type="dxa"/>
+              <w:right w:w="80" w:type="dxa"/>
+            </w:tcMar>
+          </w:tcPr>
+          <w:p>
+            <w:pPr>
+              <w:jc w:val="center"/>
+            </w:pPr>
+            <w:r>
+              <w:rPr>
+                <w:rFonts w:ascii="Arial" w:hAnsi="Arial"/>
+                <w:sz w:val="15"/>
+              </w:rPr>
+              <w:t>___/___</w:t>
+            </w:r>
+          </w:p>
+        </w:tc>
+      </w:tr>
+      <w:tr>
+        <w:tc>
+          <w:tcPr>
+            <w:tcW w:type="dxa" w:w="1008"/>
+            <w:shd w:fill="F8FAFC"/>
+            <w:tcMar>
+              <w:top w:w="60" w:type="dxa"/>
+              <w:bottom w:w="60" w:type="dxa"/>
+              <w:left w:w="80" w:type="dxa"/>
+              <w:right w:w="80" w:type="dxa"/>
+            </w:tcMar>
+          </w:tcPr>
+          <w:p>
+            <w:pPr>
+              <w:jc w:val="center"/>
+            </w:pPr>
+            <w:r>
+              <w:rPr>
+                <w:rFonts w:ascii="Arial" w:hAnsi="Arial"/>
+                <w:b/>
+                <w:sz w:val="15"/>
+              </w:rPr>
+              <w:t>7-h/29</w:t>
+            </w:r>
+          </w:p>
+        </w:tc>
+        <w:tc>
+          <w:tcPr>
+            <w:tcW w:type="dxa" w:w="3312"/>
+            <w:shd w:fill="F8FAFC"/>
+            <w:tcMar>
+              <w:top w:w="60" w:type="dxa"/>
+              <w:bottom w:w="60" w:type="dxa"/>
+              <w:left w:w="80" w:type="dxa"/>
+              <w:right w:w="80" w:type="dxa"/>
+            </w:tcMar>
+          </w:tcPr>
+          <w:p>
+            <w:r>
+              <w:rPr>
+                <w:rFonts w:ascii="Arial" w:hAnsi="Arial"/>
+                <w:b/>
+                <w:sz w:val="15"/>
+              </w:rPr>
+              <w:t>29-dars: Taktika va O'yinchi AI: Taktik Sxemalar va Pozitsiya Algoritmi</w:t>
+            </w:r>
+          </w:p>
+        </w:tc>
+        <w:tc>
+          <w:tcPr>
+            <w:tcW w:type="dxa" w:w="648"/>
+            <w:shd w:fill="F8FAFC"/>
+            <w:tcMar>
+              <w:top w:w="60" w:type="dxa"/>
+              <w:bottom w:w="60" w:type="dxa"/>
+              <w:left w:w="80" w:type="dxa"/>
+              <w:right w:w="80" w:type="dxa"/>
+            </w:tcMar>
+          </w:tcPr>
+          <w:p>
+            <w:pPr>
+              <w:jc w:val="center"/>
+            </w:pPr>
+            <w:r>
+              <w:rPr>
+                <w:rFonts w:ascii="Arial" w:hAnsi="Arial"/>
+                <w:sz w:val="15"/>
+              </w:rPr>
+              <w:t>1</w:t>
+            </w:r>
+          </w:p>
+        </w:tc>
+        <w:tc>
+          <w:tcPr>
+            <w:tcW w:type="dxa" w:w="1584"/>
+            <w:shd w:fill="F8FAFC"/>
+            <w:tcMar>
+              <w:top w:w="60" w:type="dxa"/>
+              <w:bottom w:w="60" w:type="dxa"/>
+              <w:left w:w="80" w:type="dxa"/>
+              <w:right w:w="80" w:type="dxa"/>
+            </w:tcMar>
+          </w:tcPr>
+          <w:p>
+            <w:r>
+              <w:rPr>
+                <w:rFonts w:ascii="Arial" w:hAnsi="Arial"/>
+                <w:sz w:val="15"/>
+              </w:rPr>
+              <w:t>Amaliy</w:t>
+            </w:r>
+          </w:p>
+        </w:tc>
+        <w:tc>
+          <w:tcPr>
+            <w:tcW w:type="dxa" w:w="3888"/>
+            <w:shd w:fill="F8FAFC"/>
+            <w:tcMar>
+              <w:top w:w="60" w:type="dxa"/>
+              <w:bottom w:w="60" w:type="dxa"/>
+              <w:left w:w="80" w:type="dxa"/>
+              <w:right w:w="80" w:type="dxa"/>
+            </w:tcMar>
+          </w:tcPr>
+          <w:p>
+            <w:r>
+              <w:rPr>
+                <w:rFonts w:ascii="Arial" w:hAnsi="Arial"/>
+                <w:sz w:val="15"/>
+              </w:rPr>
+            </w:r>
+          </w:p>
+        </w:tc>
+        <w:tc>
+          <w:tcPr>
+            <w:tcW w:type="dxa" w:w="2592"/>
+            <w:shd w:fill="F8FAFC"/>
+            <w:tcMar>
+              <w:top w:w="60" w:type="dxa"/>
+              <w:bottom w:w="60" w:type="dxa"/>
+              <w:left w:w="80" w:type="dxa"/>
+              <w:right w:w="80" w:type="dxa"/>
+            </w:tcMar>
+          </w:tcPr>
+          <w:p>
+            <w:r>
+              <w:rPr>
+                <w:rFonts w:ascii="Arial" w:hAnsi="Arial"/>
+                <w:sz w:val="15"/>
+              </w:rPr>
+              <w:t>Amaliy ish varaqasi va kod</w:t>
+            </w:r>
+          </w:p>
+        </w:tc>
+        <w:tc>
+          <w:tcPr>
+            <w:tcW w:type="dxa" w:w="1584"/>
+            <w:shd w:fill="F8FAFC"/>
+            <w:tcMar>
+              <w:top w:w="60" w:type="dxa"/>
+              <w:bottom w:w="60" w:type="dxa"/>
+              <w:left w:w="80" w:type="dxa"/>
+              <w:right w:w="80" w:type="dxa"/>
+            </w:tcMar>
+          </w:tcPr>
+          <w:p>
+            <w:r>
+              <w:rPr>
+                <w:rFonts w:ascii="Arial" w:hAnsi="Arial"/>
+                <w:sz w:val="15"/>
+              </w:rPr>
+              <w:t>Interaktiv Studio</w:t>
+            </w:r>
+          </w:p>
+        </w:tc>
+        <w:tc>
+          <w:tcPr>
+            <w:tcW w:type="dxa" w:w="792"/>
+            <w:shd w:fill="F8FAFC"/>
+            <w:tcMar>
+              <w:top w:w="60" w:type="dxa"/>
+              <w:bottom w:w="60" w:type="dxa"/>
+              <w:left w:w="80" w:type="dxa"/>
+              <w:right w:w="80" w:type="dxa"/>
+            </w:tcMar>
+          </w:tcPr>
+          <w:p>
+            <w:pPr>
+              <w:jc w:val="center"/>
+            </w:pPr>
+            <w:r>
+              <w:rPr>
+                <w:rFonts w:ascii="Arial" w:hAnsi="Arial"/>
+                <w:sz w:val="15"/>
+              </w:rPr>
+              <w:t>___/___</w:t>
+            </w:r>
+          </w:p>
+        </w:tc>
+      </w:tr>
+      <w:tr>
+        <w:tc>
+          <w:tcPr>
+            <w:tcW w:type="dxa" w:w="1008"/>
+            <w:shd w:fill="FFFFFF"/>
+            <w:tcMar>
+              <w:top w:w="60" w:type="dxa"/>
+              <w:bottom w:w="60" w:type="dxa"/>
+              <w:left w:w="80" w:type="dxa"/>
+              <w:right w:w="80" w:type="dxa"/>
+            </w:tcMar>
+          </w:tcPr>
+          <w:p>
+            <w:pPr>
+              <w:jc w:val="center"/>
+            </w:pPr>
+            <w:r>
+              <w:rPr>
+                <w:rFonts w:ascii="Arial" w:hAnsi="Arial"/>
+                <w:b/>
+                <w:sz w:val="15"/>
+              </w:rPr>
+              <w:t>6-hafta</w:t>
+            </w:r>
+          </w:p>
+        </w:tc>
+        <w:tc>
+          <w:tcPr>
+            <w:tcW w:type="dxa" w:w="3312"/>
+            <w:shd w:fill="FFFFFF"/>
+            <w:tcMar>
+              <w:top w:w="60" w:type="dxa"/>
+              <w:bottom w:w="60" w:type="dxa"/>
+              <w:left w:w="80" w:type="dxa"/>
+              <w:right w:w="80" w:type="dxa"/>
+            </w:tcMar>
+          </w:tcPr>
+          <w:p>
+            <w:r>
+              <w:rPr>
+                <w:rFonts w:ascii="Arial" w:hAnsi="Arial"/>
+                <w:b/>
+                <w:sz w:val="15"/>
+              </w:rPr>
+              <w:t>Sport Iqtisodiyoti va Auksion Bozorlari: Karta Paketlari va Ehtimollik</w:t>
+            </w:r>
+          </w:p>
+        </w:tc>
+        <w:tc>
+          <w:tcPr>
+            <w:tcW w:type="dxa" w:w="648"/>
+            <w:shd w:fill="FFFFFF"/>
+            <w:tcMar>
+              <w:top w:w="60" w:type="dxa"/>
+              <w:bottom w:w="60" w:type="dxa"/>
+              <w:left w:w="80" w:type="dxa"/>
+              <w:right w:w="80" w:type="dxa"/>
+            </w:tcMar>
+          </w:tcPr>
+          <w:p>
+            <w:pPr>
+              <w:jc w:val="center"/>
+            </w:pPr>
+            <w:r>
+              <w:rPr>
+                <w:rFonts w:ascii="Arial" w:hAnsi="Arial"/>
+                <w:sz w:val="15"/>
+              </w:rPr>
+              <w:t>5</w:t>
+            </w:r>
+          </w:p>
+        </w:tc>
+        <w:tc>
+          <w:tcPr>
+            <w:tcW w:type="dxa" w:w="1584"/>
+            <w:shd w:fill="FFFFFF"/>
+            <w:tcMar>
+              <w:top w:w="60" w:type="dxa"/>
+              <w:bottom w:w="60" w:type="dxa"/>
+              <w:left w:w="80" w:type="dxa"/>
+              <w:right w:w="80" w:type="dxa"/>
+            </w:tcMar>
+          </w:tcPr>
+          <w:p>
+            <w:r>
+              <w:rPr>
+                <w:rFonts w:ascii="Arial" w:hAnsi="Arial"/>
+                <w:sz w:val="15"/>
+              </w:rPr>
+              <w:t>Iqtisodiy Studio</w:t>
+            </w:r>
+          </w:p>
+        </w:tc>
+        <w:tc>
+          <w:tcPr>
+            <w:tcW w:type="dxa" w:w="3888"/>
+            <w:shd w:fill="FFFFFF"/>
+            <w:tcMar>
+              <w:top w:w="60" w:type="dxa"/>
+              <w:bottom w:w="60" w:type="dxa"/>
+              <w:left w:w="80" w:type="dxa"/>
+              <w:right w:w="80" w:type="dxa"/>
+            </w:tcMar>
+          </w:tcPr>
+          <w:p>
+            <w:r>
+              <w:rPr>
+                <w:rFonts w:ascii="Arial" w:hAnsi="Arial"/>
+                <w:sz w:val="15"/>
+              </w:rPr>
+              <w:t>Virtual valyuta balansi, Ehtimolliklar nazariyasi (Drop Rates), Karta paketlarini ochish (Pack Opening), Inflyatsiyadan himoya</w:t>
+            </w:r>
+          </w:p>
+        </w:tc>
+        <w:tc>
+          <w:tcPr>
+            <w:tcW w:type="dxa" w:w="2592"/>
+            <w:shd w:fill="FFFFFF"/>
+            <w:tcMar>
+              <w:top w:w="60" w:type="dxa"/>
+              <w:bottom w:w="60" w:type="dxa"/>
+              <w:left w:w="80" w:type="dxa"/>
+              <w:right w:w="80" w:type="dxa"/>
+            </w:tcMar>
+          </w:tcPr>
+          <w:p>
+            <w:r>
+              <w:rPr>
+                <w:rFonts w:ascii="Arial" w:hAnsi="Arial"/>
+                <w:sz w:val="15"/>
+              </w:rPr>
+              <w:t>O'yin tangalariga paketlar ochiladigan va ehtimolligi shaffof ko'rinadigan mini-iqtisodiyot studiyasi</w:t>
+            </w:r>
+          </w:p>
+        </w:tc>
+        <w:tc>
+          <w:tcPr>
+            <w:tcW w:type="dxa" w:w="1584"/>
+            <w:shd w:fill="FFFFFF"/>
+            <w:tcMar>
+              <w:top w:w="60" w:type="dxa"/>
+              <w:bottom w:w="60" w:type="dxa"/>
+              <w:left w:w="80" w:type="dxa"/>
+              <w:right w:w="80" w:type="dxa"/>
+            </w:tcMar>
+          </w:tcPr>
+          <w:p>
+            <w:r>
+              <w:rPr>
+                <w:rFonts w:ascii="Arial" w:hAnsi="Arial"/>
+                <w:sz w:val="15"/>
+              </w:rPr>
+              <w:t>FUT Pack Opening Simulator, Math.random</w:t>
+            </w:r>
+          </w:p>
+        </w:tc>
+        <w:tc>
+          <w:tcPr>
+            <w:tcW w:type="dxa" w:w="792"/>
+            <w:shd w:fill="FFFFFF"/>
+            <w:tcMar>
+              <w:top w:w="60" w:type="dxa"/>
+              <w:bottom w:w="60" w:type="dxa"/>
+              <w:left w:w="80" w:type="dxa"/>
+              <w:right w:w="80" w:type="dxa"/>
+            </w:tcMar>
+          </w:tcPr>
+          <w:p>
+            <w:pPr>
+              <w:jc w:val="center"/>
+            </w:pPr>
+            <w:r>
+              <w:rPr>
+                <w:rFonts w:ascii="Arial" w:hAnsi="Arial"/>
+                <w:sz w:val="15"/>
+              </w:rPr>
+              <w:t>___/___</w:t>
+            </w:r>
+          </w:p>
+        </w:tc>
+      </w:tr>
+      <w:tr>
+        <w:tc>
+          <w:tcPr>
+            <w:tcW w:type="dxa" w:w="1008"/>
+            <w:shd w:fill="F0F9FF"/>
+            <w:tcMar>
+              <w:top w:w="60" w:type="dxa"/>
+              <w:bottom w:w="60" w:type="dxa"/>
+              <w:left w:w="80" w:type="dxa"/>
+              <w:right w:w="80" w:type="dxa"/>
+            </w:tcMar>
+          </w:tcPr>
+          <w:p>
+            <w:pPr>
+              <w:jc w:val="center"/>
+            </w:pPr>
+            <w:r>
+              <w:rPr>
+                <w:rFonts w:ascii="Arial" w:hAnsi="Arial"/>
+                <w:b/>
+                <w:sz w:val="15"/>
+              </w:rPr>
+              <w:t>7-hafta</w:t>
+            </w:r>
+          </w:p>
+        </w:tc>
+        <w:tc>
+          <w:tcPr>
+            <w:tcW w:type="dxa" w:w="3312"/>
+            <w:shd w:fill="F0F9FF"/>
+            <w:tcMar>
+              <w:top w:w="60" w:type="dxa"/>
+              <w:bottom w:w="60" w:type="dxa"/>
+              <w:left w:w="80" w:type="dxa"/>
+              <w:right w:w="80" w:type="dxa"/>
+            </w:tcMar>
+          </w:tcPr>
+          <w:p>
+            <w:r>
+              <w:rPr>
+                <w:rFonts w:ascii="Arial" w:hAnsi="Arial"/>
+                <w:b/>
+                <w:sz w:val="15"/>
+              </w:rPr>
+              <w:t>Taktika va O'yinchi AI: Taktik Sxemalar va Pozitsiya Algoritmi</w:t>
+            </w:r>
+          </w:p>
+        </w:tc>
+        <w:tc>
+          <w:tcPr>
+            <w:tcW w:type="dxa" w:w="648"/>
+            <w:shd w:fill="F0F9FF"/>
+            <w:tcMar>
+              <w:top w:w="60" w:type="dxa"/>
+              <w:bottom w:w="60" w:type="dxa"/>
+              <w:left w:w="80" w:type="dxa"/>
+              <w:right w:w="80" w:type="dxa"/>
+            </w:tcMar>
+          </w:tcPr>
+          <w:p>
+            <w:pPr>
+              <w:jc w:val="center"/>
+            </w:pPr>
+            <w:r>
+              <w:rPr>
+                <w:rFonts w:ascii="Arial" w:hAnsi="Arial"/>
+                <w:sz w:val="15"/>
+              </w:rPr>
+              <w:t>5</w:t>
+            </w:r>
+          </w:p>
+        </w:tc>
+        <w:tc>
+          <w:tcPr>
+            <w:tcW w:type="dxa" w:w="1584"/>
+            <w:shd w:fill="F0F9FF"/>
+            <w:tcMar>
+              <w:top w:w="60" w:type="dxa"/>
+              <w:bottom w:w="60" w:type="dxa"/>
+              <w:left w:w="80" w:type="dxa"/>
+              <w:right w:w="80" w:type="dxa"/>
+            </w:tcMar>
+          </w:tcPr>
+          <w:p>
+            <w:r>
+              <w:rPr>
+                <w:rFonts w:ascii="Arial" w:hAnsi="Arial"/>
+                <w:sz w:val="15"/>
+              </w:rPr>
+              <w:t>Taktik Lab</w:t>
+            </w:r>
+          </w:p>
+        </w:tc>
+        <w:tc>
+          <w:tcPr>
+            <w:tcW w:type="dxa" w:w="3888"/>
+            <w:shd w:fill="F0F9FF"/>
+            <w:tcMar>
+              <w:top w:w="60" w:type="dxa"/>
+              <w:bottom w:w="60" w:type="dxa"/>
+              <w:left w:w="80" w:type="dxa"/>
+              <w:right w:w="80" w:type="dxa"/>
+            </w:tcMar>
+          </w:tcPr>
+          <w:p>
+            <w:r>
+              <w:rPr>
+                <w:rFonts w:ascii="Arial" w:hAnsi="Arial"/>
+                <w:sz w:val="15"/>
+              </w:rPr>
+              <w:t>4-3-3 va 3-5-2 taktik sxemalari, Maydonda avtomatik joylashish (Vector Math), Hujum va himoya xulq-atvori AI</w:t>
+            </w:r>
+          </w:p>
+        </w:tc>
+        <w:tc>
+          <w:tcPr>
+            <w:tcW w:type="dxa" w:w="2592"/>
+            <w:shd w:fill="F0F9FF"/>
+            <w:tcMar>
+              <w:top w:w="60" w:type="dxa"/>
+              <w:bottom w:w="60" w:type="dxa"/>
+              <w:left w:w="80" w:type="dxa"/>
+              <w:right w:w="80" w:type="dxa"/>
+            </w:tcMar>
+          </w:tcPr>
+          <w:p>
+            <w:r>
+              <w:rPr>
+                <w:rFonts w:ascii="Arial" w:hAnsi="Arial"/>
+                <w:sz w:val="15"/>
+              </w:rPr>
+              <w:t>Taktik sxema o'zgarganda o'yinchilar avtomatik o'z o'rnini to'g'ri egallaydigan 2D taktik doska</w:t>
+            </w:r>
+          </w:p>
+        </w:tc>
+        <w:tc>
+          <w:tcPr>
+            <w:tcW w:type="dxa" w:w="1584"/>
+            <w:shd w:fill="F0F9FF"/>
+            <w:tcMar>
+              <w:top w:w="60" w:type="dxa"/>
+              <w:bottom w:w="60" w:type="dxa"/>
+              <w:left w:w="80" w:type="dxa"/>
+              <w:right w:w="80" w:type="dxa"/>
+            </w:tcMar>
+          </w:tcPr>
+          <w:p>
+            <w:r>
+              <w:rPr>
+                <w:rFonts w:ascii="Arial" w:hAnsi="Arial"/>
+                <w:sz w:val="15"/>
+              </w:rPr>
+              <w:t>SVG Pitch, Canvas 2D, Vector Math</w:t>
+            </w:r>
+          </w:p>
+        </w:tc>
+        <w:tc>
+          <w:tcPr>
+            <w:tcW w:type="dxa" w:w="792"/>
+            <w:shd w:fill="F0F9FF"/>
+            <w:tcMar>
+              <w:top w:w="60" w:type="dxa"/>
+              <w:bottom w:w="60" w:type="dxa"/>
+              <w:left w:w="80" w:type="dxa"/>
+              <w:right w:w="80" w:type="dxa"/>
+            </w:tcMar>
+          </w:tcPr>
+          <w:p>
+            <w:pPr>
+              <w:jc w:val="center"/>
+            </w:pPr>
+            <w:r>
+              <w:rPr>
+                <w:rFonts w:ascii="Arial" w:hAnsi="Arial"/>
+                <w:sz w:val="15"/>
+              </w:rPr>
+              <w:t>___/___</w:t>
+            </w:r>
+          </w:p>
+        </w:tc>
+      </w:tr>
+      <w:tr>
+        <w:tc>
+          <w:tcPr>
+            <w:tcW w:type="dxa" w:w="1008"/>
+            <w:shd w:fill="FFFFFF"/>
+            <w:tcMar>
+              <w:top w:w="60" w:type="dxa"/>
+              <w:bottom w:w="60" w:type="dxa"/>
+              <w:left w:w="80" w:type="dxa"/>
+              <w:right w:w="80" w:type="dxa"/>
+            </w:tcMar>
+          </w:tcPr>
+          <w:p>
+            <w:pPr>
+              <w:jc w:val="center"/>
+            </w:pPr>
+            <w:r>
+              <w:rPr>
+                <w:rFonts w:ascii="Arial" w:hAnsi="Arial"/>
+                <w:b/>
+                <w:sz w:val="15"/>
+              </w:rPr>
+              <w:t>8-hafta</w:t>
+            </w:r>
+          </w:p>
+        </w:tc>
+        <w:tc>
+          <w:tcPr>
+            <w:tcW w:type="dxa" w:w="3312"/>
+            <w:shd w:fill="FFFFFF"/>
+            <w:tcMar>
+              <w:top w:w="60" w:type="dxa"/>
+              <w:bottom w:w="60" w:type="dxa"/>
+              <w:left w:w="80" w:type="dxa"/>
+              <w:right w:w="80" w:type="dxa"/>
+            </w:tcMar>
+          </w:tcPr>
+          <w:p>
+            <w:r>
+              <w:rPr>
+                <w:rFonts w:ascii="Arial" w:hAnsi="Arial"/>
+                <w:b/>
+                <w:sz w:val="15"/>
+              </w:rPr>
+              <w:t>1-Chorak Oraliq Nazorat: Sport Simulyatori va O'yin Fizikasi Sinovi</w:t>
+            </w:r>
+          </w:p>
+        </w:tc>
+        <w:tc>
+          <w:tcPr>
+            <w:tcW w:type="dxa" w:w="648"/>
+            <w:shd w:fill="FFFFFF"/>
+            <w:tcMar>
+              <w:top w:w="60" w:type="dxa"/>
+              <w:bottom w:w="60" w:type="dxa"/>
+              <w:left w:w="80" w:type="dxa"/>
+              <w:right w:w="80" w:type="dxa"/>
+            </w:tcMar>
+          </w:tcPr>
+          <w:p>
+            <w:pPr>
+              <w:jc w:val="center"/>
+            </w:pPr>
+            <w:r>
+              <w:rPr>
+                <w:rFonts w:ascii="Arial" w:hAnsi="Arial"/>
+                <w:sz w:val="15"/>
+              </w:rPr>
+              <w:t>5</w:t>
+            </w:r>
+          </w:p>
+        </w:tc>
+        <w:tc>
+          <w:tcPr>
+            <w:tcW w:type="dxa" w:w="1584"/>
+            <w:shd w:fill="FFFFFF"/>
+            <w:tcMar>
+              <w:top w:w="60" w:type="dxa"/>
+              <w:bottom w:w="60" w:type="dxa"/>
+              <w:left w:w="80" w:type="dxa"/>
+              <w:right w:w="80" w:type="dxa"/>
+            </w:tcMar>
+          </w:tcPr>
+          <w:p>
+            <w:r>
+              <w:rPr>
+                <w:rFonts w:ascii="Arial" w:hAnsi="Arial"/>
+                <w:sz w:val="15"/>
+              </w:rPr>
+              <w:t>Oraliq Imtihon</w:t>
+            </w:r>
+          </w:p>
+        </w:tc>
+        <w:tc>
+          <w:tcPr>
+            <w:tcW w:type="dxa" w:w="3888"/>
+            <w:shd w:fill="FFFFFF"/>
+            <w:tcMar>
+              <w:top w:w="60" w:type="dxa"/>
+              <w:bottom w:w="60" w:type="dxa"/>
+              <w:left w:w="80" w:type="dxa"/>
+              <w:right w:w="80" w:type="dxa"/>
+            </w:tcMar>
+          </w:tcPr>
+          <w:p>
+            <w:r>
+              <w:rPr>
+                <w:rFonts w:ascii="Arial" w:hAnsi="Arial"/>
+                <w:sz w:val="15"/>
+              </w:rPr>
+              <w:t>FUT kartalari, Kimyo graflari, Match Engine va Transfer Market integratsiyasi, Sinov va testlash</w:t>
+            </w:r>
+          </w:p>
+        </w:tc>
+        <w:tc>
+          <w:tcPr>
+            <w:tcW w:type="dxa" w:w="2592"/>
+            <w:shd w:fill="FFFFFF"/>
+            <w:tcMar>
+              <w:top w:w="60" w:type="dxa"/>
+              <w:bottom w:w="60" w:type="dxa"/>
+              <w:left w:w="80" w:type="dxa"/>
+              <w:right w:w="80" w:type="dxa"/>
+            </w:tcMar>
+          </w:tcPr>
+          <w:p>
+            <w:r>
+              <w:rPr>
+                <w:rFonts w:ascii="Arial" w:hAnsi="Arial"/>
+                <w:sz w:val="15"/>
+              </w:rPr>
+              <w:t>To'liq integratsiya qilingan va sinflararo turnirda ishlaydigan FUT Sports portali (10 ballik mezon)</w:t>
+            </w:r>
+          </w:p>
+        </w:tc>
+        <w:tc>
+          <w:tcPr>
+            <w:tcW w:type="dxa" w:w="1584"/>
+            <w:shd w:fill="FFFFFF"/>
+            <w:tcMar>
+              <w:top w:w="60" w:type="dxa"/>
+              <w:bottom w:w="60" w:type="dxa"/>
+              <w:left w:w="80" w:type="dxa"/>
+              <w:right w:w="80" w:type="dxa"/>
+            </w:tcMar>
+          </w:tcPr>
+          <w:p>
+            <w:r>
+              <w:rPr>
+                <w:rFonts w:ascii="Arial" w:hAnsi="Arial"/>
+                <w:sz w:val="15"/>
+              </w:rPr>
+              <w:t>FUT Suite, VS Code, Browser DevTools</w:t>
+            </w:r>
+          </w:p>
+        </w:tc>
+        <w:tc>
+          <w:tcPr>
+            <w:tcW w:type="dxa" w:w="792"/>
+            <w:shd w:fill="FFFFFF"/>
+            <w:tcMar>
+              <w:top w:w="60" w:type="dxa"/>
+              <w:bottom w:w="60" w:type="dxa"/>
+              <w:left w:w="80" w:type="dxa"/>
+              <w:right w:w="80" w:type="dxa"/>
+            </w:tcMar>
+          </w:tcPr>
+          <w:p>
+            <w:pPr>
+              <w:jc w:val="center"/>
+            </w:pPr>
+            <w:r>
+              <w:rPr>
+                <w:rFonts w:ascii="Arial" w:hAnsi="Arial"/>
+                <w:sz w:val="15"/>
+              </w:rPr>
+              <w:t>___/___</w:t>
+            </w:r>
+          </w:p>
+        </w:tc>
+      </w:tr>
+      <w:tr>
+        <w:tc>
+          <w:tcPr>
+            <w:tcW w:type="dxa" w:w="1008"/>
+            <w:shd w:fill="F0F9FF"/>
+            <w:tcMar>
+              <w:top w:w="60" w:type="dxa"/>
+              <w:bottom w:w="60" w:type="dxa"/>
+              <w:left w:w="80" w:type="dxa"/>
+              <w:right w:w="80" w:type="dxa"/>
+            </w:tcMar>
+          </w:tcPr>
+          <w:p>
+            <w:pPr>
+              <w:jc w:val="center"/>
+            </w:pPr>
+            <w:r>
+              <w:rPr>
+                <w:rFonts w:ascii="Arial" w:hAnsi="Arial"/>
+                <w:b/>
+                <w:sz w:val="15"/>
+              </w:rPr>
+              <w:t>9-hafta</w:t>
+            </w:r>
+          </w:p>
+        </w:tc>
+        <w:tc>
+          <w:tcPr>
+            <w:tcW w:type="dxa" w:w="3312"/>
+            <w:shd w:fill="F0F9FF"/>
+            <w:tcMar>
+              <w:top w:w="60" w:type="dxa"/>
+              <w:bottom w:w="60" w:type="dxa"/>
+              <w:left w:w="80" w:type="dxa"/>
+              <w:right w:w="80" w:type="dxa"/>
+            </w:tcMar>
+          </w:tcPr>
+          <w:p>
+            <w:r>
+              <w:rPr>
+                <w:rFonts w:ascii="Arial" w:hAnsi="Arial"/>
+                <w:b/>
+                <w:sz w:val="15"/>
+              </w:rPr>
+              <w:t>1-Chorak Demo Day: Target Futbol Simulyatori va Kiber-Arkada Ko'rgazmasi</w:t>
+            </w:r>
+          </w:p>
+        </w:tc>
+        <w:tc>
+          <w:tcPr>
+            <w:tcW w:type="dxa" w:w="648"/>
+            <w:shd w:fill="F0F9FF"/>
+            <w:tcMar>
+              <w:top w:w="60" w:type="dxa"/>
+              <w:bottom w:w="60" w:type="dxa"/>
+              <w:left w:w="80" w:type="dxa"/>
+              <w:right w:w="80" w:type="dxa"/>
+            </w:tcMar>
+          </w:tcPr>
+          <w:p>
+            <w:pPr>
+              <w:jc w:val="center"/>
+            </w:pPr>
+            <w:r>
+              <w:rPr>
+                <w:rFonts w:ascii="Arial" w:hAnsi="Arial"/>
+                <w:sz w:val="15"/>
+              </w:rPr>
+              <w:t>5</w:t>
+            </w:r>
+          </w:p>
+        </w:tc>
+        <w:tc>
+          <w:tcPr>
+            <w:tcW w:type="dxa" w:w="1584"/>
+            <w:shd w:fill="F0F9FF"/>
+            <w:tcMar>
+              <w:top w:w="60" w:type="dxa"/>
+              <w:bottom w:w="60" w:type="dxa"/>
+              <w:left w:w="80" w:type="dxa"/>
+              <w:right w:w="80" w:type="dxa"/>
+            </w:tcMar>
+          </w:tcPr>
+          <w:p>
+            <w:r>
+              <w:rPr>
+                <w:rFonts w:ascii="Arial" w:hAnsi="Arial"/>
+                <w:sz w:val="15"/>
+              </w:rPr>
+              <w:t>Demo Day / Turnir</w:t>
+            </w:r>
+          </w:p>
+        </w:tc>
+        <w:tc>
+          <w:tcPr>
+            <w:tcW w:type="dxa" w:w="3888"/>
+            <w:shd w:fill="F0F9FF"/>
+            <w:tcMar>
+              <w:top w:w="60" w:type="dxa"/>
+              <w:bottom w:w="60" w:type="dxa"/>
+              <w:left w:w="80" w:type="dxa"/>
+              <w:right w:w="80" w:type="dxa"/>
+            </w:tcMar>
+          </w:tcPr>
+          <w:p>
+            <w:r>
+              <w:rPr>
+                <w:rFonts w:ascii="Arial" w:hAnsi="Arial"/>
+                <w:sz w:val="15"/>
+              </w:rPr>
+              <w:t>O'yin loyihasini omma oldida namoyish qilish, Do'stlar bilan jonli turnir o'tkazish, O'yin muvozanatini tushuntirish</w:t>
+            </w:r>
+          </w:p>
+        </w:tc>
+        <w:tc>
+          <w:tcPr>
+            <w:tcW w:type="dxa" w:w="2592"/>
+            <w:shd w:fill="F0F9FF"/>
+            <w:tcMar>
+              <w:top w:w="60" w:type="dxa"/>
+              <w:bottom w:w="60" w:type="dxa"/>
+              <w:left w:w="80" w:type="dxa"/>
+              <w:right w:w="80" w:type="dxa"/>
+            </w:tcMar>
+          </w:tcPr>
+          <w:p>
+            <w:r>
+              <w:rPr>
+                <w:rFonts w:ascii="Arial" w:hAnsi="Arial"/>
+                <w:sz w:val="15"/>
+              </w:rPr>
+              <w:t>Maktab chempionati o'tkazilgan shaxsiy interaktiv sport o'yini va 1-Chorak Geym-Dizayn Sertifikati</w:t>
+            </w:r>
+          </w:p>
+        </w:tc>
+        <w:tc>
+          <w:tcPr>
+            <w:tcW w:type="dxa" w:w="1584"/>
+            <w:shd w:fill="F0F9FF"/>
+            <w:tcMar>
+              <w:top w:w="60" w:type="dxa"/>
+              <w:bottom w:w="60" w:type="dxa"/>
+              <w:left w:w="80" w:type="dxa"/>
+              <w:right w:w="80" w:type="dxa"/>
+            </w:tcMar>
+          </w:tcPr>
+          <w:p>
+            <w:r>
+              <w:rPr>
+                <w:rFonts w:ascii="Arial" w:hAnsi="Arial"/>
+                <w:sz w:val="15"/>
+              </w:rPr>
+              <w:t>Live Tournament Arena, Projector, QR Game Link</w:t>
+            </w:r>
+          </w:p>
+        </w:tc>
+        <w:tc>
+          <w:tcPr>
+            <w:tcW w:type="dxa" w:w="792"/>
+            <w:shd w:fill="F0F9FF"/>
             <w:tcMar>
               <w:top w:w="60" w:type="dxa"/>
               <w:bottom w:w="60" w:type="dxa"/>
@@ -6903,7 +7816,12 @@
           </w:tcPr>
           <w:p>
             <w:r>
-              <w:t>FUT Pack Opening, Central Bank &amp; Game Jam Auksion Turniri (25, 26, 27, 28-darslar)</w:t>
+              <w:rPr>
+                <w:rFonts w:ascii="Arial" w:hAnsi="Arial"/>
+                <w:b/>
+                <w:sz w:val="15"/>
+              </w:rPr>
+              <w:t>O'yin Kiberxavfsizligi: Cheat Engine va Ochkolarni Soxtalashtirishdan Himoya</w:t>
             </w:r>
           </w:p>
         </w:tc>
@@ -6965,7 +7883,11 @@
           </w:tcPr>
           <w:p>
             <w:r>
-              <w:t>Ehtimolliklar nazariyasi, CDF, Coin Sinks, SBC predikatlari (filter, reduce, Set, CSP), Auksion va Vercel deploy</w:t>
+              <w:rPr>
+                <w:rFonts w:ascii="Arial" w:hAnsi="Arial"/>
+                <w:sz w:val="15"/>
+              </w:rPr>
+              <w:t>Xotira o'zgaruvchilarini konsoldan buzish (Variable Tampering), Xesh summasi bilan qiymatni himoyalash, Server validatsiyasi</w:t>
             </w:r>
           </w:p>
         </w:tc>
@@ -6982,7 +7904,11 @@
           </w:tcPr>
           <w:p>
             <w:r>
-              <w:t>Pack Opening Studio, Central Bank Simulator, SBC Solver va Tournament Arena loyihalari</w:t>
+              <w:rPr>
+                <w:rFonts w:ascii="Arial" w:hAnsi="Arial"/>
+                <w:sz w:val="15"/>
+              </w:rPr>
+              <w:t>O'yinchi konsol orqali ochkolarni oshirishga harakat qilsa, uni fosh qiluvchi Kiber-Qalqon moduli</w:t>
             </w:r>
           </w:p>
         </w:tc>
@@ -8957,7 +9883,12 @@
           </w:tcPr>
           <w:p>
             <w:r>
-              <w:t>FUT Pack Opening, Central Bank &amp; Game Jam Auksion Turniri (25, 26, 27, 28-darslar)</w:t>
+              <w:rPr>
+                <w:rFonts w:ascii="Arial" w:hAnsi="Arial"/>
+                <w:b/>
+                <w:sz w:val="15"/>
+              </w:rPr>
+              <w:t>3-Chorak Oraliq Nazorat: 3D Sahna yoki Multiplayer O'yin Sinovi</w:t>
             </w:r>
           </w:p>
         </w:tc>
@@ -9019,7 +9950,11 @@
           </w:tcPr>
           <w:p>
             <w:r>
-              <w:t>Ehtimolliklar nazariyasi, CDF, Coin Sinks, SBC predikatlari (filter, reduce, Set, CSP), Auksion va Vercel deploy</w:t>
+              <w:rPr>
+                <w:rFonts w:ascii="Arial" w:hAnsi="Arial"/>
+                <w:sz w:val="15"/>
+              </w:rPr>
+              <w:t>Three.js 3D grafika yoki WebSockets tarmoq kodini barqaror ishlatish, Xatolarni bartaraf etish</w:t>
             </w:r>
           </w:p>
         </w:tc>
@@ -9036,7 +9971,11 @@
           </w:tcPr>
           <w:p>
             <w:r>
-              <w:t>Pack Opening Studio, Central Bank Simulator, SBC Solver va Tournament Arena loyihalari</w:t>
+              <w:rPr>
+                <w:rFonts w:ascii="Arial" w:hAnsi="Arial"/>
+                <w:sz w:val="15"/>
+              </w:rPr>
+              <w:t>Imtihon talablariga mos keluvchi mustaqil 3D yoki ko'p o'yinchili loyiha (10 ballik mezon)</w:t>
             </w:r>
           </w:p>
         </w:tc>
@@ -11011,7 +11950,12 @@
           </w:tcPr>
           <w:p>
             <w:r>
-              <w:t>FUT Pack Opening, Central Bank &amp; Game Jam Auksion Turniri (25, 26, 27, 28-darslar)</w:t>
+              <w:rPr>
+                <w:rFonts w:ascii="Arial" w:hAnsi="Arial"/>
+                <w:b/>
+                <w:sz w:val="15"/>
+              </w:rPr>
+              <w:t>Target Game Awards: Yillik O'yin Festivali va G'oliblarni Taqirlash</w:t>
             </w:r>
           </w:p>
         </w:tc>
@@ -11073,7 +12017,11 @@
           </w:tcPr>
           <w:p>
             <w:r>
-              <w:t>Ehtimolliklar nazariyasi, CDF, Coin Sinks, SBC predikatlari (filter, reduce, Set, CSP), Auksion va Vercel deploy</w:t>
+              <w:rPr>
+                <w:rFonts w:ascii="Arial" w:hAnsi="Arial"/>
+                <w:sz w:val="15"/>
+              </w:rPr>
+              <w:t>Maktab hay'ati oldida o'yinni himoya qilish, Eng yaxshi geym-dizayn nominatsiyasida qatnashish, Bitiruv</w:t>
             </w:r>
           </w:p>
         </w:tc>
@@ -11090,7 +12038,11 @@
           </w:tcPr>
           <w:p>
             <w:r>
-              <w:t>Pack Opening Studio, Central Bank Simulator, SBC Solver va Tournament Arena loyihalari</w:t>
+              <w:rPr>
+                <w:rFonts w:ascii="Arial" w:hAnsi="Arial"/>
+                <w:sz w:val="15"/>
+              </w:rPr>
+              <w:t>Target International School Game Jam kubogi va Target IT Geym-Dizayn Oltin Diplomi</w:t>
             </w:r>
           </w:p>
         </w:tc>
